--- a/readme.docx
+++ b/readme.docx
@@ -4,6 +4,11 @@
   <w:body>
     <w:p>
       <w:pPr>
+        <w:pStyle w:val="ListParagraph"/>
+        <w:numPr>
+          <w:ilvl w:val="0"/>
+          <w:numId w:val="4"/>
+        </w:numPr>
         <w:rPr>
           <w:rtl/>
           <w:lang w:bidi="fa-IR"/>
@@ -26,6 +31,11 @@
     </w:p>
     <w:p>
       <w:pPr>
+        <w:pStyle w:val="ListParagraph"/>
+        <w:numPr>
+          <w:ilvl w:val="0"/>
+          <w:numId w:val="4"/>
+        </w:numPr>
         <w:rPr>
           <w:rtl/>
           <w:lang w:bidi="fa-IR"/>
@@ -76,6 +86,11 @@
     </w:p>
     <w:p>
       <w:pPr>
+        <w:pStyle w:val="ListParagraph"/>
+        <w:numPr>
+          <w:ilvl w:val="0"/>
+          <w:numId w:val="4"/>
+        </w:numPr>
         <w:rPr>
           <w:lang w:bidi="fa-IR"/>
         </w:rPr>
@@ -142,7 +157,89 @@
           <w:rtl/>
           <w:lang w:bidi="fa-IR"/>
         </w:rPr>
-        <w:t xml:space="preserve"> بزرگه. آن را 32 قرار می دهیم </w:t>
+        <w:t xml:space="preserve"> بزرگه. آن را 32 قرار می دهیم</w:t>
+      </w:r>
+      <w:r>
+        <w:rPr>
+          <w:rFonts w:hint="cs"/>
+          <w:rtl/>
+          <w:lang w:bidi="fa-IR"/>
+        </w:rPr>
+        <w:t>.</w:t>
+      </w:r>
+    </w:p>
+    <w:p>
+      <w:pPr>
+        <w:pStyle w:val="ListParagraph"/>
+        <w:numPr>
+          <w:ilvl w:val="0"/>
+          <w:numId w:val="4"/>
+        </w:numPr>
+        <w:rPr>
+          <w:lang w:bidi="fa-IR"/>
+        </w:rPr>
+      </w:pPr>
+      <w:r>
+        <w:rPr>
+          <w:rFonts w:hint="cs"/>
+          <w:rtl/>
+          <w:lang w:bidi="fa-IR"/>
+        </w:rPr>
+        <w:t>بهبود کانولوشن</w:t>
+      </w:r>
+      <w:r>
+        <w:rPr>
+          <w:rFonts w:hint="cs"/>
+          <w:rtl/>
+          <w:lang w:bidi="fa-IR"/>
+        </w:rPr>
+        <w:t xml:space="preserve"> در </w:t>
+      </w:r>
+      <w:r>
+        <w:rPr>
+          <w:lang w:bidi="fa-IR"/>
+        </w:rPr>
+        <w:t>de</w:t>
+      </w:r>
+    </w:p>
+    <w:p>
+      <w:pPr>
+        <w:pStyle w:val="ListParagraph"/>
+        <w:numPr>
+          <w:ilvl w:val="0"/>
+          <w:numId w:val="4"/>
+        </w:numPr>
+        <w:rPr>
+          <w:lang w:bidi="fa-IR"/>
+        </w:rPr>
+      </w:pPr>
+      <w:r>
+        <w:rPr>
+          <w:rFonts w:hint="cs"/>
+          <w:rtl/>
+          <w:lang w:bidi="fa-IR"/>
+        </w:rPr>
+        <w:t xml:space="preserve">مچ کردن حالت تست و ترین در </w:t>
+      </w:r>
+      <w:r>
+        <w:rPr>
+          <w:lang w:bidi="fa-IR"/>
+        </w:rPr>
+        <w:t>de</w:t>
+      </w:r>
+      <w:r>
+        <w:rPr>
+          <w:rFonts w:hint="cs"/>
+          <w:rtl/>
+          <w:lang w:bidi="fa-IR"/>
+        </w:rPr>
+        <w:t xml:space="preserve"> با برداشتن شرط </w:t>
+      </w:r>
+      <w:r>
+        <w:rPr>
+          <w:lang w:bidi="fa-IR"/>
+        </w:rPr>
+        <w:t>self.training</w:t>
       </w:r>
     </w:p>
     <w:sectPr>
@@ -433,6 +530,118 @@
     </w:lvl>
   </w:abstractNum>
   <w:abstractNum w:abstractNumId="2" w15:restartNumberingAfterBreak="0">
+    <w:nsid w:val="794A52BB"/>
+    <w:multiLevelType w:val="hybridMultilevel"/>
+    <w:tmpl w:val="ACA0F042"/>
+    <w:lvl w:ilvl="0" w:tplc="CA84AFE6">
+      <w:numFmt w:val="bullet"/>
+      <w:lvlText w:val="-"/>
+      <w:lvlJc w:val="left"/>
+      <w:pPr>
+        <w:ind w:left="720" w:hanging="360"/>
+      </w:pPr>
+      <w:rPr>
+        <w:rFonts w:ascii="Times New Roman" w:eastAsia="Times New Roman" w:hAnsi="Times New Roman" w:cs="B Nazanin" w:hint="default"/>
+      </w:rPr>
+    </w:lvl>
+    <w:lvl w:ilvl="1" w:tplc="04090003" w:tentative="1">
+      <w:start w:val="1"/>
+      <w:numFmt w:val="bullet"/>
+      <w:lvlText w:val="o"/>
+      <w:lvlJc w:val="left"/>
+      <w:pPr>
+        <w:ind w:left="1440" w:hanging="360"/>
+      </w:pPr>
+      <w:rPr>
+        <w:rFonts w:ascii="Courier New" w:hAnsi="Courier New" w:cs="Courier New" w:hint="default"/>
+      </w:rPr>
+    </w:lvl>
+    <w:lvl w:ilvl="2" w:tplc="04090005" w:tentative="1">
+      <w:start w:val="1"/>
+      <w:numFmt w:val="bullet"/>
+      <w:lvlText w:val=""/>
+      <w:lvlJc w:val="left"/>
+      <w:pPr>
+        <w:ind w:left="2160" w:hanging="360"/>
+      </w:pPr>
+      <w:rPr>
+        <w:rFonts w:ascii="Wingdings" w:hAnsi="Wingdings" w:hint="default"/>
+      </w:rPr>
+    </w:lvl>
+    <w:lvl w:ilvl="3" w:tplc="04090001" w:tentative="1">
+      <w:start w:val="1"/>
+      <w:numFmt w:val="bullet"/>
+      <w:lvlText w:val=""/>
+      <w:lvlJc w:val="left"/>
+      <w:pPr>
+        <w:ind w:left="2880" w:hanging="360"/>
+      </w:pPr>
+      <w:rPr>
+        <w:rFonts w:ascii="Symbol" w:hAnsi="Symbol" w:hint="default"/>
+      </w:rPr>
+    </w:lvl>
+    <w:lvl w:ilvl="4" w:tplc="04090003" w:tentative="1">
+      <w:start w:val="1"/>
+      <w:numFmt w:val="bullet"/>
+      <w:lvlText w:val="o"/>
+      <w:lvlJc w:val="left"/>
+      <w:pPr>
+        <w:ind w:left="3600" w:hanging="360"/>
+      </w:pPr>
+      <w:rPr>
+        <w:rFonts w:ascii="Courier New" w:hAnsi="Courier New" w:cs="Courier New" w:hint="default"/>
+      </w:rPr>
+    </w:lvl>
+    <w:lvl w:ilvl="5" w:tplc="04090005" w:tentative="1">
+      <w:start w:val="1"/>
+      <w:numFmt w:val="bullet"/>
+      <w:lvlText w:val=""/>
+      <w:lvlJc w:val="left"/>
+      <w:pPr>
+        <w:ind w:left="4320" w:hanging="360"/>
+      </w:pPr>
+      <w:rPr>
+        <w:rFonts w:ascii="Wingdings" w:hAnsi="Wingdings" w:hint="default"/>
+      </w:rPr>
+    </w:lvl>
+    <w:lvl w:ilvl="6" w:tplc="04090001" w:tentative="1">
+      <w:start w:val="1"/>
+      <w:numFmt w:val="bullet"/>
+      <w:lvlText w:val=""/>
+      <w:lvlJc w:val="left"/>
+      <w:pPr>
+        <w:ind w:left="5040" w:hanging="360"/>
+      </w:pPr>
+      <w:rPr>
+        <w:rFonts w:ascii="Symbol" w:hAnsi="Symbol" w:hint="default"/>
+      </w:rPr>
+    </w:lvl>
+    <w:lvl w:ilvl="7" w:tplc="04090003" w:tentative="1">
+      <w:start w:val="1"/>
+      <w:numFmt w:val="bullet"/>
+      <w:lvlText w:val="o"/>
+      <w:lvlJc w:val="left"/>
+      <w:pPr>
+        <w:ind w:left="5760" w:hanging="360"/>
+      </w:pPr>
+      <w:rPr>
+        <w:rFonts w:ascii="Courier New" w:hAnsi="Courier New" w:cs="Courier New" w:hint="default"/>
+      </w:rPr>
+    </w:lvl>
+    <w:lvl w:ilvl="8" w:tplc="04090005" w:tentative="1">
+      <w:start w:val="1"/>
+      <w:numFmt w:val="bullet"/>
+      <w:lvlText w:val=""/>
+      <w:lvlJc w:val="left"/>
+      <w:pPr>
+        <w:ind w:left="6480" w:hanging="360"/>
+      </w:pPr>
+      <w:rPr>
+        <w:rFonts w:ascii="Wingdings" w:hAnsi="Wingdings" w:hint="default"/>
+      </w:rPr>
+    </w:lvl>
+  </w:abstractNum>
+  <w:abstractNum w:abstractNumId="3" w15:restartNumberingAfterBreak="0">
     <w:nsid w:val="7B4846BB"/>
     <w:multiLevelType w:val="hybridMultilevel"/>
     <w:tmpl w:val="55C49994"/>
@@ -546,13 +755,16 @@
     </w:lvl>
   </w:abstractNum>
   <w:num w:numId="1">
-    <w:abstractNumId w:val="2"/>
+    <w:abstractNumId w:val="3"/>
   </w:num>
   <w:num w:numId="2">
     <w:abstractNumId w:val="1"/>
   </w:num>
   <w:num w:numId="3">
     <w:abstractNumId w:val="0"/>
+  </w:num>
+  <w:num w:numId="4">
+    <w:abstractNumId w:val="2"/>
   </w:num>
 </w:numbering>
 </file>
